--- a/fixtures/example-investment-banking/example-investment-banking-resume-letter.docx
+++ b/fixtures/example-investment-banking/example-investment-banking-resume-letter.docx
@@ -86,7 +86,7 @@
           <w:bCs w:val="1"/>
           <w:rtl w:val="0"/>
         </w:rPr>
-        <w:t xml:space="preserve">Hudson Valley University</w:t>
+        <w:t xml:space="preserve">Albemoor University</w:t>
       </w:r>
       <w:r>
         <w:rPr>
@@ -125,7 +125,7 @@
           <w:iCs w:val="1"/>
           <w:rtl w:val="0"/>
         </w:rPr>
-        <w:t xml:space="preserve">May 2026</w:t>
+        <w:t xml:space="preserve">May 2027</w:t>
       </w:r>
       <w:r>
         <w:rPr>
@@ -233,7 +233,7 @@
           <w:rtl w:val="0"/>
         </w:rPr>
         <w:tab/>
-        <w:t xml:space="preserve">Jun 2025 – Aug 2025</w:t>
+        <w:t xml:space="preserve">Jun 2026 – Aug 2026</w:t>
       </w:r>
     </w:p>
     <w:p>
@@ -324,7 +324,7 @@
           <w:bCs w:val="1"/>
           <w:rtl w:val="0"/>
         </w:rPr>
-        <w:t xml:space="preserve">Fairmount Capital Partners</w:t>
+        <w:t xml:space="preserve">Quillfeather Capital Partners</w:t>
       </w:r>
       <w:r>
         <w:rPr>
@@ -356,7 +356,7 @@
           <w:rtl w:val="0"/>
         </w:rPr>
         <w:tab/>
-        <w:t xml:space="preserve">Jan 2025 – Apr 2025</w:t>
+        <w:t xml:space="preserve">Jan 2026 – Apr 2026</w:t>
       </w:r>
     </w:p>
     <w:p>
@@ -392,7 +392,7 @@
         <w:rPr>
           <w:rtl w:val="0"/>
         </w:rPr>
-        <w:t xml:space="preserve">Built an LBO model for a $85M specialty distribution add-on showing returns under three leverage cases</w:t>
+        <w:t xml:space="preserve">Built an LBO model for an $85M specialty distribution add-on showing returns under three leverage cases</w:t>
       </w:r>
     </w:p>
     <w:p>
@@ -411,7 +411,7 @@
           <w:bCs w:val="1"/>
           <w:rtl w:val="0"/>
         </w:rPr>
-        <w:t xml:space="preserve">Hudson Valley University</w:t>
+        <w:t xml:space="preserve">Albemoor University</w:t>
       </w:r>
       <w:r>
         <w:rPr>
@@ -443,7 +443,7 @@
           <w:rtl w:val="0"/>
         </w:rPr>
         <w:tab/>
-        <w:t xml:space="preserve">Aug 2024 – Dec 2024</w:t>
+        <w:t xml:space="preserve">Aug 2025 – Dec 2025</w:t>
       </w:r>
     </w:p>
     <w:p>
@@ -517,7 +517,7 @@
           <w:rtl w:val="0"/>
         </w:rPr>
         <w:tab/>
-        <w:t xml:space="preserve">Mar 2025</w:t>
+        <w:t xml:space="preserve">Mar 2026</w:t>
       </w:r>
     </w:p>
     <w:p>

--- a/fixtures/example-investment-banking/example-investment-banking-resume-letter.docx
+++ b/fixtures/example-investment-banking/example-investment-banking-resume-letter.docx
@@ -31,7 +31,7 @@
           <w:rPr>
             <w:rtl w:val="0"/>
           </w:rPr>
-          <w:t xml:space="preserve">marcus.whitfield@email.com</w:t>
+          <w:t xml:space="preserve">marcus.whitfield@example.com</w:t>
         </w:r>
       </w:hyperlink>
       <w:r>
